--- a/rapports/16_02_2026/TRAORE/coh_EQ19_sup_111202030075.docx
+++ b/rapports/16_02_2026/TRAORE/coh_EQ19_sup_111202030075.docx
@@ -25,7 +25,7 @@
         <w:br/>
         <w:t>Grappe: 111202030075</w:t>
         <w:br/>
-        <w:t>Date: 16/02/2026 a 12:40</w:t>
+        <w:t>Date: 16/02/2026 a 12:58</w:t>
       </w:r>
     </w:p>
     <w:p/>

--- a/rapports/16_02_2026/TRAORE/coh_EQ19_sup_111202030075.docx
+++ b/rapports/16_02_2026/TRAORE/coh_EQ19_sup_111202030075.docx
@@ -25,7 +25,7 @@
         <w:br/>
         <w:t>Grappe: 111202030075</w:t>
         <w:br/>
-        <w:t>Date: 16/02/2026 a 12:58</w:t>
+        <w:t>Date: 16/02/2026 a 13:05</w:t>
       </w:r>
     </w:p>
     <w:p/>
@@ -1640,7 +1640,7 @@
         <w:rPr>
           <w:sz w:val="20"/>
         </w:rPr>
-        <w:t>- Attention ! Le prix unitaire d'achat (100 Fcfa) de Œufs frais en Pièce (taille unique) est relativement faible par rapport aux autres prix observés dans cette zone. Prière de corriger ou de confirmer avec le QG. Attention ! Le prix unitaire d'achat (200 Fcfa) de Patate douce en Pièce (Moyen) est relativement élevé par rapport aux autres prix observés dans cette zone. Prière de corriger ou de confirmer avec le QG. Avertissement!! La quantité (5.25 litre) du produit Huile de soja  consommée  par le ménage semble très élevé, prière de corriger ou confirmer avec le QG. Avertissement!!! Le ménage a consommé 1 Paquet Grand de Thé en sachet, cette quantité semble anormale pour une consommation des 7 derniers jours.Prière de corriger ou de confirmer avec le QG. Incohérence!! Dans ce ménage, chaque individus consomme par jour 16.16072 Kg  de cereale; Prière de revoir les quantités prises de ces produits.</w:t>
+        <w:t>- Attention ! Le prix unitaire d'achat (100 Fcfa) de Œufs frais en Pièce (taille unique) est relativement faible par rapport aux autres prix observés dans cette zone. Prière de corriger ou de confirmer avec le QG. Attention ! Le prix unitaire d'achat (200 Fcfa) de Patate douce en Pièce (Moyen) est relativement élevé par rapport aux autres prix observés dans cette zone. Prière de corriger ou de confirmer avec le QG. Avertissement!! La quantité (5.25 litre) du produit Huile de soja  consommée  par le ménage semble très élevé, prière de corriger ou confirmer avec le QG. Avertissement!!! Le ménage a consommé 1 Paquet Grand de Thé en sachet, cette quantité semble anormale pour une consommation des 7 derniers jours.Prière de corriger ou de confirmer avec le QG. Incohérence!! Dans ce ménage, chaque individus consomme par jour 27.34949 Kg  de cereale; Prière de revoir les quantités prises de ces produits.</w:t>
       </w:r>
     </w:p>
     <w:p>
@@ -2348,7 +2348,7 @@
         <w:rPr>
           <w:sz w:val="20"/>
         </w:rPr>
-        <w:t>- Attention ! Le prix unitaire d'achat (25 Fcfa) de Piment frais en Pièce (Petit) est relativement faible par rapport aux autres prix observés dans cette zone. Prière de corriger ou de confirmer avec le QG. Attention ! Le prix unitaire d'achat (50 Fcfa) de Choux en Morceau (Portion) (Petit) est relativement faible par rapport aux autres prix observés dans cette zone. Prière de corriger ou de confirmer avec le QG. Avertissement!!! Le ménage a consommé 14 Paquet Petit de Thé en sachet, cette quantité semble anormale pour une consommation des 7 derniers jours.Prière de corriger ou de confirmer avec le QG. Avertissement!! le prix unitaire (100 Fcfa) de Thé en sachet (unité: Paquet) de taille Petit est très faible ou élevé. Prière de corriger ou de confirmer avec le QG. Avertissement!!! Le ménage a consommé 9 Morceau (Portion) Petit de Carpe séchée, cette quantité semble anormale pour une consommation des 7 derniers jours.Prière de corriger ou de confirmer avec le QG. Incohérence!! Dans ce ménage, chaque individus consomme par jour 18.72095 Kg  de cereale; Prière de revoir les quantités prises de ces produits. Incohérence!! Dans ce ménage, chaque individus consomme par jour 18.72095 Kg  de cereale; Prière de revoir les quantités prises de ces produits. Le prix d'achat unitaire (1 Fcfa) de Poivron frais en Pièce de taille Petit  est invraisemblable, prière de regarder les reponses prises dans les questions s07bq07a s07bq07b s07bq07c s07bq08 pour mieux corriger. Attention ! Le prix unitaire d'achat (1 Fcfa) de Poivron frais en Pièce (Petit) est relativement faible par rapport aux autres prix observés dans cette zone. Prière de corriger ou de confirmer avec le QG.</w:t>
+        <w:t>- Attention ! Le prix unitaire d'achat (25 Fcfa) de Piment frais en Pièce (Petit) est relativement faible par rapport aux autres prix observés dans cette zone. Prière de corriger ou de confirmer avec le QG. Attention ! Le prix unitaire d'achat (50 Fcfa) de Choux en Morceau (Portion) (Petit) est relativement faible par rapport aux autres prix observés dans cette zone. Prière de corriger ou de confirmer avec le QG. Avertissement!!! Le ménage a consommé 14 Paquet Petit de Thé en sachet, cette quantité semble anormale pour une consommation des 7 derniers jours.Prière de corriger ou de confirmer avec le QG. Avertissement!! le prix unitaire (100 Fcfa) de Thé en sachet (unité: Paquet) de taille Petit est très faible ou élevé. Prière de corriger ou de confirmer avec le QG. Avertissement!!! Le ménage a consommé 9 Morceau (Portion) Petit de Carpe séchée, cette quantité semble anormale pour une consommation des 7 derniers jours.Prière de corriger ou de confirmer avec le QG. Incohérence!! Dans ce ménage, chaque individus consomme par jour 33.09428 Kg  de cereale; Prière de revoir les quantités prises de ces produits. Incohérence!! Dans ce ménage, chaque individus consomme par jour 33.09428 Kg  de cereale; Prière de revoir les quantités prises de ces produits. Le prix d'achat unitaire (1 Fcfa) de Poivron frais en Pièce de taille Petit  est invraisemblable, prière de regarder les reponses prises dans les questions s07bq07a s07bq07b s07bq07c s07bq08 pour mieux corriger. Attention ! Le prix unitaire d'achat (1 Fcfa) de Poivron frais en Pièce (Petit) est relativement faible par rapport aux autres prix observés dans cette zone. Prière de corriger ou de confirmer avec le QG.</w:t>
       </w:r>
     </w:p>
     <w:p>
@@ -2991,7 +2991,7 @@
         <w:rPr>
           <w:sz w:val="20"/>
         </w:rPr>
-        <w:t>- Attention ! Le prix unitaire d'achat (200 Fcfa) de Feuilles de patate en Sachets (Petit) est relativement élevé par rapport aux autres prix observés dans cette zone. Prière de corriger ou de confirmer avec le QG. Attention ! Le prix unitaire d'achat (50 Fcfa) de Carotte en Pièce (Petit) est relativement faible par rapport aux autres prix observés dans cette zone. Prière de corriger ou de confirmer avec le QG. Avertissement!! La quantité (7 litre) du produit Huile de soja  consommée  par le ménage semble très élevé, prière de corriger ou confirmer avec le QG. Avertissement!!! Le ménage a consommé 7 Paquet Petit de Thé en sachet, cette quantité semble anormale pour une consommation des 7 derniers jours.Prière de corriger ou de confirmer avec le QG. Avertissement!! le prix unitaire (100 Fcfa) de Thé en sachet (unité: Paquet) de taille Petit est très faible ou élevé. Prière de corriger ou de confirmer avec le QG. Avertissement!!!Le ménage a consommé 140 Tas de Petit de Feuilles de Epinar  ce qui semble incoherent pour une consommation aucours des 7 derniers jours, prière de verifier et corriger. Avertissement!!! Le ménage a consommé 140 Tas Petit de Feuilles de Epinar, cette quantité semble anormale pour une consommation des 7 derniers jours.Prière de corriger ou de confirmer avec le QG. Avertissement!!!Le ménage a consommé 49 miche de Petit de Pain traditionnel (Baguette)  ce qui semble incoherent pour une consommation aucours des 7 derniers jours, prière de verifier et corriger. Incohérence!! Dans ce ménage, chaque individus consomme par jour 18.94238 Kg  de cereale; Prière de revoir les quantités prises de ces produits. Incohérence!! Dans ce ménage, chaque individus consomme par jour 18.94238 Kg  de cereale; Prière de revoir les quantités prises de ces produits. Attention ! Le prix unitaire d'achat (700 Fcfa) de Riz local fumé (malo-woussou) en Kg (taille unique) est relativement élevé par rapport aux autres prix observés dans cette zone. Prière de corriger ou de confirmer avec le QG.</w:t>
+        <w:t>- Attention ! Le prix unitaire d'achat (200 Fcfa) de Feuilles de patate en Sachets (Petit) est relativement élevé par rapport aux autres prix observés dans cette zone. Prière de corriger ou de confirmer avec le QG. Avertissement!! La quantité (7 litre) du produit Huile de soja  consommée  par le ménage semble très élevé, prière de corriger ou confirmer avec le QG. Avertissement!!! Le ménage a consommé 7 Paquet Petit de Thé en sachet, cette quantité semble anormale pour une consommation des 7 derniers jours.Prière de corriger ou de confirmer avec le QG. Avertissement!! le prix unitaire (100 Fcfa) de Thé en sachet (unité: Paquet) de taille Petit est très faible ou élevé. Prière de corriger ou de confirmer avec le QG. Avertissement!!!Le ménage a consommé 140 Tas de Petit de Feuilles de Epinar  ce qui semble incoherent pour une consommation aucours des 7 derniers jours, prière de verifier et corriger. Avertissement!!! Le ménage a consommé 140 Tas Petit de Feuilles de Epinar, cette quantité semble anormale pour une consommation des 7 derniers jours.Prière de corriger ou de confirmer avec le QG. Avertissement!!!Le ménage a consommé 49 miche de Petit de Pain traditionnel (Baguette)  ce qui semble incoherent pour une consommation aucours des 7 derniers jours, prière de verifier et corriger. Incohérence!! Dans ce ménage, chaque individus consomme par jour 35.91107 Kg  de cereale; Prière de revoir les quantités prises de ces produits. Incohérence!! Dans ce ménage, chaque individus consomme par jour 35.91107 Kg  de cereale; Prière de revoir les quantités prises de ces produits. Attention ! Le prix unitaire d'achat (700 Fcfa) de Riz local fumé (malo-woussou) en Kg (taille unique) est relativement élevé par rapport aux autres prix observés dans cette zone. Prière de corriger ou de confirmer avec le QG.</w:t>
       </w:r>
     </w:p>
     <w:p>
@@ -3608,7 +3608,7 @@
         <w:rPr>
           <w:sz w:val="20"/>
         </w:rPr>
-        <w:t>- Attention ! Le prix unitaire d'achat (25 Fcfa) de Ail en Sachets (Petit) est relativement faible par rapport aux autres prix observés dans cette zone. Prière de corriger ou de confirmer avec le QG. Attention ! Le prix unitaire d'achat (250 Fcfa) de Feuilles de patate en Sachets (Petit) est relativement élevé par rapport aux autres prix observés dans cette zone. Prière de corriger ou de confirmer avec le QG. Attention ! Soupçons de quantité anormale! Le ménage de MAMOUDOU DIALLO avec une taille de 13 personnes a consommé 7 Kg en taille unique de Sucre en poudre  qui est relativement élevé comme consommation par rapport à la condition de vie des autres ménages de même taille dans cette zone. Prière de corriger ou de confirmer avec le QG. Avertissement!! La quantité (5 litre) du produit Huile de soja  consommée  par le ménage semble très élevé, prière de corriger ou confirmer avec le QG. Avertissement!!! Le ménage a consommé 7 Paquet Petit de Thé en sachet, cette quantité semble anormale pour une consommation des 7 derniers jours.Prière de corriger ou de confirmer avec le QG. Avertissement!! le prix unitaire (100 Fcfa) de Thé en sachet (unité: Paquet) de taille Petit est très faible ou élevé. Prière de corriger ou de confirmer avec le QG. Le prix d'achat unitaire (1000 Fcfa) de Sel en Sac (5 Kg) de taille taille unique est très faible, prière de regarder les reponses prises dans les questions s07bq07a s07bq07b s07bq07c s07bq08 pour mieux corriger. Le prix d'achat unitaire (20 Fcfa) de Lait en poudre en Kg de taille  taille unique  est très faible, prière de regarder les reponses prises dans les questions s07bq07a s07bq07b s07bq07c s07bq08 pour mieux corriger.</w:t>
+        <w:t>- Attention ! Le prix unitaire d'achat (250 Fcfa) de Feuilles de patate en Sachets (Petit) est relativement élevé par rapport aux autres prix observés dans cette zone. Prière de corriger ou de confirmer avec le QG. Attention ! Soupçons de quantité anormale! Le ménage de MAMOUDOU DIALLO avec une taille de 13 personnes a consommé 7 Kg en taille unique de Sucre en poudre  qui est relativement élevé comme consommation par rapport à la condition de vie des autres ménages de même taille dans cette zone. Prière de corriger ou de confirmer avec le QG. Avertissement!! La quantité (5 litre) du produit Huile de soja  consommée  par le ménage semble très élevé, prière de corriger ou confirmer avec le QG. Avertissement!!! Le ménage a consommé 7 Paquet Petit de Thé en sachet, cette quantité semble anormale pour une consommation des 7 derniers jours.Prière de corriger ou de confirmer avec le QG. Avertissement!! le prix unitaire (100 Fcfa) de Thé en sachet (unité: Paquet) de taille Petit est très faible ou élevé. Prière de corriger ou de confirmer avec le QG. Le prix d'achat unitaire (1000 Fcfa) de Sel en Sac (5 Kg) de taille taille unique est très faible, prière de regarder les reponses prises dans les questions s07bq07a s07bq07b s07bq07c s07bq08 pour mieux corriger. Le prix d'achat unitaire (20 Fcfa) de Lait en poudre en Kg de taille  taille unique  est très faible, prière de regarder les reponses prises dans les questions s07bq07a s07bq07b s07bq07c s07bq08 pour mieux corriger.</w:t>
       </w:r>
     </w:p>
     <w:p>
@@ -4262,7 +4262,7 @@
         <w:rPr>
           <w:sz w:val="20"/>
         </w:rPr>
-        <w:t>- Attention ! Le prix unitaire d'achat (50 Fcfa) de Cube alimentaire (Maggi, Jumbo, ) en Cube (Moyen) est relativement élevé par rapport aux autres prix observés dans cette zone. Prière de corriger ou de confirmer avec le QG. Avertissement!!! Le ménage a consommé 7 Paquet Moyen de Thé en sachet, cette quantité semble anormale pour une consommation des 7 derniers jours.Prière de corriger ou de confirmer avec le QG. Avertissement!! le prix unitaire (100 Fcfa) de Thé en sachet (unité: Paquet) de taille Moyen est très faible ou élevé. Prière de corriger ou de confirmer avec le QG. Incohérence!! Dans ce ménage, chaque individus consomme par jour 29.4146 Kg  de cereale; Prière de revoir les quantités prises de ces produits.</w:t>
+        <w:t>- Attention ! Le prix unitaire d'achat (50 Fcfa) de Cube alimentaire (Maggi, Jumbo, ) en Cube (Moyen) est relativement élevé par rapport aux autres prix observés dans cette zone. Prière de corriger ou de confirmer avec le QG. Avertissement!!! Le ménage a consommé 7 Paquet Moyen de Thé en sachet, cette quantité semble anormale pour une consommation des 7 derniers jours.Prière de corriger ou de confirmer avec le QG. Avertissement!! le prix unitaire (100 Fcfa) de Thé en sachet (unité: Paquet) de taille Moyen est très faible ou élevé. Prière de corriger ou de confirmer avec le QG. Incohérence!! Dans ce ménage, chaque individus consomme par jour 50.88683 Kg  de cereale; Prière de revoir les quantités prises de ces produits.</w:t>
       </w:r>
     </w:p>
     <w:p>
@@ -5556,7 +5556,7 @@
         <w:rPr>
           <w:sz w:val="20"/>
         </w:rPr>
-        <w:t>- Attention ! Le prix unitaire d'achat (50 Fcfa) de Carotte en Pièce (Petit) est relativement faible par rapport aux autres prix observés dans cette zone. Prière de corriger ou de confirmer avec le QG. Attention ! Le prix unitaire d'achat (50 Fcfa) de Choux en Morceau (Portion) (Petit) est relativement faible par rapport aux autres prix observés dans cette zone. Prière de corriger ou de confirmer avec le QG. Avertissement!!! Le ménage a consommé 14 Paquet Petit de Thé en sachet, cette quantité semble anormale pour une consommation des 7 derniers jours.Prière de corriger ou de confirmer avec le QG. Avertissement!! le prix unitaire (100 Fcfa) de Thé en sachet (unité: Paquet) de taille Petit est très faible ou élevé. Prière de corriger ou de confirmer avec le QG. Avertissement!!! Le ménage a consommé 28 Sachets Petit de Sucre en poudre , cette quantité semble anormale pour une consommation des 7 derniers jours.Prière de corriger ou de confirmer avec le QG. Incohérence!! Dans ce ménage, chaque individus consomme par jour 29.78306 Kg  de cereale; Prière de revoir les quantités prises de ces produits.</w:t>
+        <w:t>- Attention ! Le prix unitaire d'achat (50 Fcfa) de Choux en Morceau (Portion) (Petit) est relativement faible par rapport aux autres prix observés dans cette zone. Prière de corriger ou de confirmer avec le QG. Avertissement!!! Le ménage a consommé 14 Paquet Petit de Thé en sachet, cette quantité semble anormale pour une consommation des 7 derniers jours.Prière de corriger ou de confirmer avec le QG. Avertissement!! le prix unitaire (100 Fcfa) de Thé en sachet (unité: Paquet) de taille Petit est très faible ou élevé. Prière de corriger ou de confirmer avec le QG. Avertissement!!! Le ménage a consommé 28 Sachets Petit de Sucre en poudre , cette quantité semble anormale pour une consommation des 7 derniers jours.Prière de corriger ou de confirmer avec le QG. Incohérence!! Dans ce ménage, chaque individus consomme par jour 58.01266 Kg  de cereale; Prière de revoir les quantités prises de ces produits.</w:t>
       </w:r>
     </w:p>
     <w:p>
@@ -6907,7 +6907,7 @@
         <w:rPr>
           <w:sz w:val="20"/>
         </w:rPr>
-        <w:t>- Attention ! Soupçons de quantité anormale! Le ménage de IBRAHIMA OUSMANE DIALLO avec une taille de 18 personnes a consommé 7 Sachets en Petit de Sel qui est relativement élevé comme consommation par rapport à la condition de vie des autres ménages de même taille dans cette zone. Prière de corriger ou de confirmer avec le QG. Avertissement!! La quantité (5.25 litre) du produit Huile de soja  consommée  par le ménage semble très élevé, prière de corriger ou confirmer avec le QG. Avertissement!!! Le ménage a consommé 14 Morceau (Portion) Petit de Poisson de mer séché (yayeboye), cette quantité semble anormale pour une consommation des 7 derniers jours.Prière de corriger ou de confirmer avec le QG. Avertissement!!! Le ménage a consommé 14 Paquet Moyen de Thé en sachet, cette quantité semble anormale pour une consommation des 7 derniers jours.Prière de corriger ou de confirmer avec le QG. Avertissement!! le prix unitaire (100 Fcfa) de Thé en sachet (unité: Paquet) de taille Moyen est très faible ou élevé. Prière de corriger ou de confirmer avec le QG. Avertissement!!! Le ménage a consommé 28 Boite de tomate/Pot Petit de Sucre en poudre , cette quantité semble anormale pour une consommation des 7 derniers jours.Prière de corriger ou de confirmer avec le QG.</w:t>
+        <w:t>- Attention ! Le prix unitaire d'achat (200 Fcfa) de Lait en poudre en Sachets (Moyen) est relativement faible par rapport aux autres prix observés dans cette zone. Prière de corriger ou de confirmer avec le QG. Attention ! Soupçons de quantité anormale! Le ménage de IBRAHIMA OUSMANE DIALLO avec une taille de 18 personnes a consommé 7 Sachets en Petit de Sel qui est relativement élevé comme consommation par rapport à la condition de vie des autres ménages de même taille dans cette zone. Prière de corriger ou de confirmer avec le QG. Avertissement!! La quantité (5.25 litre) du produit Huile de soja  consommée  par le ménage semble très élevé, prière de corriger ou confirmer avec le QG. Avertissement!!! Le ménage a consommé 14 Morceau (Portion) Petit de Poisson de mer séché (yayeboye), cette quantité semble anormale pour une consommation des 7 derniers jours.Prière de corriger ou de confirmer avec le QG. Avertissement!!! Le ménage a consommé 14 Paquet Moyen de Thé en sachet, cette quantité semble anormale pour une consommation des 7 derniers jours.Prière de corriger ou de confirmer avec le QG. Avertissement!! le prix unitaire (100 Fcfa) de Thé en sachet (unité: Paquet) de taille Moyen est très faible ou élevé. Prière de corriger ou de confirmer avec le QG. Avertissement!!! Le ménage a consommé 28 Boite de tomate/Pot Petit de Sucre en poudre , cette quantité semble anormale pour une consommation des 7 derniers jours.Prière de corriger ou de confirmer avec le QG.</w:t>
       </w:r>
     </w:p>
     <w:p>
@@ -7077,9 +7077,7 @@
         <w:rPr>
           <w:sz w:val="20"/>
         </w:rPr>
-        <w:t xml:space="preserve">- Attention ! Abreuvoir / Mangeoire a été revendu à 15000 Fcfa qui est relativement élevé par rapport aux autres prix de revente observés dans cette zone. Prière de corriger ou de confirmer avec le QG. </w:t>
-        <w:br/>
-        <w:t>- Attention ! Charrettes a été revendu à 140000 Fcfa qui est relativement élevé par rapport aux autres prix de revente observés dans cette zone. Prière de corriger ou de confirmer avec le QG.</w:t>
+        <w:t>- Attention ! Abreuvoir / Mangeoire a été revendu à 15000 Fcfa qui est relativement élevé par rapport aux autres prix de revente observés dans cette zone. Prière de corriger ou de confirmer avec le QG.</w:t>
       </w:r>
     </w:p>
     <w:p>
@@ -7571,7 +7569,7 @@
         <w:rPr>
           <w:sz w:val="20"/>
         </w:rPr>
-        <w:t>- Attention ! Le prix unitaire d'achat (50 Fcfa) de Choux en Morceau (Portion) (Petit) est relativement faible par rapport aux autres prix observés dans cette zone. Prière de corriger ou de confirmer avec le QG. Avertissement!!! Le ménage a consommé 14 Paquet Petit de Thé en sachet, cette quantité semble anormale pour une consommation des 7 derniers jours.Prière de corriger ou de confirmer avec le QG. Avertissement!! le prix unitaire (100 Fcfa) de Thé en sachet (unité: Paquet) de taille Petit est très faible ou élevé. Prière de corriger ou de confirmer avec le QG. Avertissement!!! Le ménage a consommé 35 Sachets Petit de Feuilles de Epinar, cette quantité semble anormale pour une consommation des 7 derniers jours.Prière de corriger ou de confirmer avec le QG. Incohérence!! Dans ce ménage, chaque individus consomme par jour 23.46771 Kg  de cereale; Prière de revoir les quantités prises de ces produits. Incohérence!! Dans ce ménage, chaque individus consomme par jour 23.46771 Kg  de cereale; Prière de revoir les quantités prises de ces produits.</w:t>
+        <w:t>- Attention ! Le prix unitaire d'achat (50 Fcfa) de Choux en Morceau (Portion) (Petit) est relativement faible par rapport aux autres prix observés dans cette zone. Prière de corriger ou de confirmer avec le QG. Avertissement!!! Le ménage a consommé 14 Paquet Petit de Thé en sachet, cette quantité semble anormale pour une consommation des 7 derniers jours.Prière de corriger ou de confirmer avec le QG. Avertissement!! le prix unitaire (100 Fcfa) de Thé en sachet (unité: Paquet) de taille Petit est très faible ou élevé. Prière de corriger ou de confirmer avec le QG. Avertissement!!! Le ménage a consommé 35 Sachets Petit de Feuilles de Epinar, cette quantité semble anormale pour une consommation des 7 derniers jours.Prière de corriger ou de confirmer avec le QG. Incohérence!! Dans ce ménage, chaque individus consomme par jour 60.46229 Kg  de cereale; Prière de revoir les quantités prises de ces produits. Incohérence!! Dans ce ménage, chaque individus consomme par jour 60.46229 Kg  de cereale; Prière de revoir les quantités prises de ces produits.</w:t>
       </w:r>
     </w:p>
     <w:p>
@@ -7787,8 +7785,6 @@
         <w:rPr>
           <w:sz w:val="20"/>
         </w:rPr>
-        <w:t xml:space="preserve">- Attention ! Charrettes a été revendu à 150000 Fcfa qui est relativement élevé par rapport aux autres prix de revente observés dans cette zone. Prière de corriger ou de confirmer avec le QG. </w:t>
-        <w:br/>
         <w:t>- Attention ! Hache-Paille a été achété à 5000 Fcfa est relativement élevé par rapport aux autres prix d'achat observés dans cette zone. Prière de corriger ou de confirmer avec le QG. Attention ! Hache-Paille a été revendu à 5000 Fcfa qui est relativement élevé par rapport aux autres prix de revente observés dans cette zone. Prière de corriger ou de confirmer avec le QG.</w:t>
       </w:r>
     </w:p>
@@ -8175,7 +8171,7 @@
         <w:br/>
         <w:t xml:space="preserve">- Peu probable! FATY YERO DIALLO  n'arrive pas  à comprendre un petit texte lu dans une langue locale (s02q03). Veuillez corriger ou donner des explications au QG. Peu probable! FATY YERO DIALLO  ne sait ni lire, ni écrire, ni comprendre dans aucune des langues  (s02q01,s02q02,s02q03). Veuillez corriger ou donner des explications au QG. </w:t>
         <w:br/>
-        <w:t xml:space="preserve">- Peu probable! HAPSATOU DIALLO  n'arrive pas  à comprendre un petit texte lu dans une langue locale (s02q03). Veuillez corriger ou donner des explications au QG. Peu probable! HAPSATOU DIALLO  ne sait ni lire, ni écrire, ni comprendre dans aucune des langues  (s02q01,s02q02,s02q03). Veuillez corriger ou donner des explications au QG. Peu plausible HAPSATOU DIALLO fréquente au minimum le fondamental 1 mais ne sait ni lire ni comprendre la langue française, prière de corriger ou de confirmer avec le QG merci. Attention ! Le frais de scolarité (500 Fcfa) de HAPSATOU DIALLO en 2ème année de Primaire est relativement faible par rapport aux autres frais de scolarités observés dans cette zone. Prière de corriger ou de confirmer avec le QG. </w:t>
+        <w:t xml:space="preserve">- Peu probable! HAPSATOU DIALLO  n'arrive pas  à comprendre un petit texte lu dans une langue locale (s02q03). Veuillez corriger ou donner des explications au QG. Peu probable! HAPSATOU DIALLO  ne sait ni lire, ni écrire, ni comprendre dans aucune des langues  (s02q01,s02q02,s02q03). Veuillez corriger ou donner des explications au QG. Peu plausible HAPSATOU DIALLO fréquente au minimum le fondamental 1 mais ne sait ni lire ni comprendre la langue française, prière de corriger ou de confirmer avec le QG merci. </w:t>
         <w:br/>
         <w:t xml:space="preserve">- Peu probable! ISMALA DIALLO  n'arrive pas  à comprendre un petit texte lu dans une langue locale (s02q03). Veuillez corriger ou donner des explications au QG. Peu probable! ISMALA DIALLO  ne sait ni lire, ni écrire, ni comprendre dans aucune des langues  (s02q01,s02q02,s02q03). Veuillez corriger ou donner des explications au QG. </w:t>
         <w:br/>
@@ -8279,7 +8275,7 @@
         <w:rPr>
           <w:sz w:val="20"/>
         </w:rPr>
-        <w:t>- Attention ! Le prix unitaire d'achat (25 Fcfa) de Ail en Sachets (Petit) est relativement faible par rapport aux autres prix observés dans cette zone. Prière de corriger ou de confirmer avec le QG. Attention ! Le prix unitaire d'achat (25 Fcfa) de Piment frais en Pièce (Petit) est relativement faible par rapport aux autres prix observés dans cette zone. Prière de corriger ou de confirmer avec le QG. Attention ! Le prix unitaire d'achat (75 Fcfa) de Carotte en Pièce (Moyen) est relativement faible par rapport aux autres prix observés dans cette zone. Prière de corriger ou de confirmer avec le QG. Avertissement!! La quantité (4.48 litre) du produit Huile de soja  consommée  par le ménage semble très élevé, prière de corriger ou confirmer avec le QG. Avertissement!!! Le ménage a consommé 31 Pièce Moyen de Oignon frais, cette quantité semble anormale pour une consommation des 7 derniers jours.Prière de corriger ou de confirmer avec le QG. Avertissement!!! Le ménage a consommé 38 Cube Moyen de Cube alimentaire (Maggi, Jumbo, ), cette quantité semble anormale pour une consommation des 7 derniers jours.Prière de corriger ou de confirmer avec le QG. Avertissement!!! Le ménage a consommé 7 Paquet Moyen de Thé en sachet, cette quantité semble anormale pour une consommation des 7 derniers jours.Prière de corriger ou de confirmer avec le QG. Avertissement!! le prix unitaire (100 Fcfa) de Thé en sachet (unité: Paquet) de taille Moyen est très faible ou élevé. Prière de corriger ou de confirmer avec le QG. Avertissement!!! Le ménage a consommé 8 Morceau (Portion) Petit de Poisson de mer séché (yayeboye), cette quantité semble anormale pour une consommation des 7 derniers jours.Prière de corriger ou de confirmer avec le QG. Difficile de consommer le Sel en Boite (Autre que la boite/pot de tomate) Petit prière de verifier.</w:t>
+        <w:t>- Attention ! Le prix unitaire d'achat (1000 Fcfa) de Lait en poudre en Sachets (Moyen) est relativement élevé par rapport aux autres prix observés dans cette zone. Prière de corriger ou de confirmer avec le QG. Attention ! Le prix unitaire d'achat (25 Fcfa) de Piment frais en Pièce (Petit) est relativement faible par rapport aux autres prix observés dans cette zone. Prière de corriger ou de confirmer avec le QG. Attention ! Le prix unitaire d'achat (75 Fcfa) de Carotte en Pièce (Moyen) est relativement faible par rapport aux autres prix observés dans cette zone. Prière de corriger ou de confirmer avec le QG. Avertissement!! La quantité (4.48 litre) du produit Huile de soja  consommée  par le ménage semble très élevé, prière de corriger ou confirmer avec le QG. Avertissement!!! Le ménage a consommé 31 Pièce Moyen de Oignon frais, cette quantité semble anormale pour une consommation des 7 derniers jours.Prière de corriger ou de confirmer avec le QG. Avertissement!!! Le ménage a consommé 38 Cube Moyen de Cube alimentaire (Maggi, Jumbo, ), cette quantité semble anormale pour une consommation des 7 derniers jours.Prière de corriger ou de confirmer avec le QG. Attention ! Le prix unitaire d'achat (35 Fcfa) de Cube alimentaire (Maggi, Jumbo, ) en Cube (Moyen) est relativement élevé par rapport aux autres prix observés dans cette zone. Prière de corriger ou de confirmer avec le QG. Avertissement!!! Le ménage a consommé 7 Paquet Moyen de Thé en sachet, cette quantité semble anormale pour une consommation des 7 derniers jours.Prière de corriger ou de confirmer avec le QG. Avertissement!! le prix unitaire (100 Fcfa) de Thé en sachet (unité: Paquet) de taille Moyen est très faible ou élevé. Prière de corriger ou de confirmer avec le QG. Avertissement!!! Le ménage a consommé 8 Morceau (Portion) Petit de Poisson de mer séché (yayeboye), cette quantité semble anormale pour une consommation des 7 derniers jours.Prière de corriger ou de confirmer avec le QG. Difficile de consommer le Sel en Boite (Autre que la boite/pot de tomate) Petit prière de verifier.</w:t>
       </w:r>
     </w:p>
     <w:p>
@@ -8368,6 +8364,27 @@
           <w:sz w:val="20"/>
         </w:rPr>
         <w:t>- Veuillez, s'il vous plaît, donner une valeur exacte ou estimée du montant à renseigner different de 9999 dans les champs s1046 à s10q57 pour VENTE DE BETAIL.</w:t>
+      </w:r>
+    </w:p>
+    <w:p>
+      <w:r>
+        <w:rPr>
+          <w:b/>
+          <w:color w:val="4672C4"/>
+          <w:sz w:val="22"/>
+        </w:rPr>
+        <w:t>&gt;&gt; Section12 - Actifs du menage</w:t>
+      </w:r>
+    </w:p>
+    <w:p>
+      <w:pPr>
+        <w:ind w:left="283"/>
+      </w:pPr>
+      <w:r>
+        <w:rPr>
+          <w:sz w:val="20"/>
+        </w:rPr>
+        <w:t>- Attention ! Tapis a été revendu à 16000 Fcfa qui est relativement élevé par rapport aux autres prix de revente observés dans cette zone. Prière de corriger ou de confirmer avec le QG.</w:t>
       </w:r>
     </w:p>
     <w:p>
